--- a/flow/20230927_hours/drafts/2024-01-g/07.01.docx
+++ b/flow/20230927_hours/drafts/2024-01-g/07.01.docx
@@ -1495,14 +1495,14 @@
           <w:color w:val="FF0000"/>
           <w:sz w:val="24"/>
         </w:rPr>
-        <w:t>Тропар (г. 2):</w:t>
-      </w:r>
-      <w:r>
-        <w:rPr>
-          <w:rFonts w:ascii="Times New Roman" w:hAnsi="Times New Roman"/>
-          <w:sz w:val="24"/>
-        </w:rPr>
-        <w:t xml:space="preserve"> Коли зійшов Ти до смерти, Життя безсмертне, * тоді ад умертвив Ти блистінням божества. * Коли ж і умерлих із глибин підземних воскресив Ти, * всі сили небесні взивали: * Життєдавче, Христе Боже наш, слава Тобі.</w:t>
+        <w:t>Тропар (г. 7):</w:t>
+      </w:r>
+      <w:r>
+        <w:rPr>
+          <w:rFonts w:ascii="Times New Roman" w:hAnsi="Times New Roman"/>
+          <w:sz w:val="24"/>
+        </w:rPr>
+        <w:t xml:space="preserve"> Розрушив Ти хрестом твоїм смерть, * створив Ти розбійникові рай, * мироносицям плач перемінив єси, * і апостолам проповідати повелів єси, * що воскрес Ти, Христе Боже, * даючи світові велику милість.</w:t>
       </w:r>
     </w:p>
     <w:p>
@@ -4470,78 +4470,60 @@
           <w:color w:val="FF0000"/>
           <w:sz w:val="24"/>
         </w:rPr>
+        <w:t>Тропар (г. 7):</w:t>
+      </w:r>
+      <w:r>
+        <w:rPr>
+          <w:rFonts w:ascii="Times New Roman" w:hAnsi="Times New Roman"/>
+          <w:sz w:val="24"/>
+        </w:rPr>
+        <w:t xml:space="preserve"> Розрушив Ти хрестом твоїм смерть, * створив Ти розбійникові рай, * мироносицям плач перемінив єси, * і апостолам проповідати повелів єси, * що воскрес Ти, Христе Боже, * даючи світові велику милість.</w:t>
+      </w:r>
+    </w:p>
+    <w:p>
+      <w:pPr>
+        <w:spacing w:line="240" w:lineRule="auto"/>
+        <w:rPr>
+          <w:rFonts w:ascii="Times New Roman" w:hAnsi="Times New Roman"/>
+          <w:sz w:val="24"/>
+        </w:rPr>
+      </w:pPr>
+      <w:r>
+        <w:rPr>
+          <w:rFonts w:ascii="Times New Roman" w:hAnsi="Times New Roman"/>
+          <w:sz w:val="24"/>
+        </w:rPr>
+        <w:t>Слава Отцю, і Сину, і Святому Духові.</w:t>
+      </w:r>
+    </w:p>
+    <w:p>
+      <w:r>
+        <w:rPr>
+          <w:rFonts w:ascii="Times New Roman" w:hAnsi="Times New Roman"/>
+          <w:i/>
+          <w:color w:val="FF0000"/>
+          <w:sz w:val="24"/>
+          <w:highlight w:val="white"/>
+        </w:rPr>
         <w:t>Тропар (г. 2):</w:t>
       </w:r>
       <w:r>
         <w:rPr>
           <w:rFonts w:ascii="Times New Roman" w:hAnsi="Times New Roman"/>
-          <w:sz w:val="24"/>
-        </w:rPr>
-        <w:t xml:space="preserve"> Коли зійшов Ти до смерти, Життя безсмертне, * тоді ад умертвив Ти блистінням божества. * Коли ж і умерлих із глибин підземних воскресив Ти, * всі сили небесні взивали: * Життєдавче, Христе Боже наш, слава Тобі.</w:t>
-      </w:r>
-    </w:p>
-    <w:p>
-      <w:pPr>
-        <w:spacing w:line="240" w:lineRule="auto"/>
-        <w:rPr>
-          <w:rFonts w:ascii="Times New Roman" w:hAnsi="Times New Roman"/>
-          <w:sz w:val="24"/>
-        </w:rPr>
-      </w:pPr>
-      <w:r>
-        <w:rPr>
-          <w:rFonts w:ascii="Times New Roman" w:hAnsi="Times New Roman"/>
-          <w:sz w:val="24"/>
-        </w:rPr>
-        <w:t>Слава Отцю, і Сину, і Святому Духові.</w:t>
-      </w:r>
-    </w:p>
-    <w:p>
-      <w:r>
-        <w:rPr>
-          <w:rFonts w:ascii="Times New Roman" w:hAnsi="Times New Roman"/>
-          <w:i/>
           <w:color w:val="FF0000"/>
           <w:sz w:val="24"/>
           <w:highlight w:val="white"/>
         </w:rPr>
-        <w:t>Тропар (г. 2):</w:t>
-      </w:r>
-      <w:r>
-        <w:rPr>
-          <w:rFonts w:ascii="Times New Roman" w:hAnsi="Times New Roman"/>
-          <w:color w:val="FF0000"/>
+        <w:t xml:space="preserve"> </w:t>
+      </w:r>
+      <w:r>
+        <w:rPr>
+          <w:rFonts w:ascii="Times New Roman" w:hAnsi="Times New Roman"/>
+          <w:color w:val="000000"/>
           <w:sz w:val="24"/>
           <w:highlight w:val="white"/>
         </w:rPr>
-        <w:t xml:space="preserve"> </w:t>
-      </w:r>
-      <w:r>
-        <w:rPr>
-          <w:rFonts w:ascii="Times New Roman" w:hAnsi="Times New Roman"/>
-          <w:color w:val="000000"/>
-          <w:sz w:val="24"/>
-          <w:highlight w:val="white"/>
-        </w:rPr>
-        <w:t xml:space="preserve">Пророче, </w:t>
-      </w:r>
-      <w:r>
-        <w:rPr>
-          <w:rFonts w:ascii="Times New Roman" w:hAnsi="Times New Roman"/>
-          <w:color w:val="000000"/>
-          <w:sz w:val="24"/>
-          <w:highlight w:val="white"/>
-        </w:rPr>
-        <w:t>предтече</w:t>
-      </w:r>
-      <w:r>
-        <w:rPr>
-          <w:rFonts w:ascii="Times New Roman" w:hAnsi="Times New Roman"/>
-          <w:color w:val="000000"/>
-          <w:sz w:val="24"/>
-          <w:highlight w:val="white"/>
-        </w:rPr>
-        <w:t>, пустинний жителю,* божественний почувши голос Отчий,* Сина і Господа хрестити сподобився ти* і Святого Духа очевидцем бувши,* всім проповідував хрещення покаяння* і нам випроси відпущення гріхів,* щоб за молитвами твоїми прийняли ми від Христа Бога велику милість.</w:t>
+        <w:t>Пророче, предтече, пустинний жителю,* божественний почувши голос Отчий,* Сина і Господа хрестити сподобився ти* і Святого Духа очевидцем бувши,* всім проповідував хрещення покаяння* і нам випроси відпущення гріхів,* щоб за молитвами твоїми прийняли ми від Христа Бога велику милість.</w:t>
       </w:r>
     </w:p>
     <w:p>
@@ -4970,25 +4952,7 @@
           <w:sz w:val="24"/>
           <w:highlight w:val="white"/>
         </w:rPr>
-        <w:t xml:space="preserve">Твого приходу у плоті злякався Йордан* і зі страхом повернувся;* а </w:t>
-      </w:r>
-      <w:r>
-        <w:rPr>
-          <w:rFonts w:ascii="Times New Roman" w:hAnsi="Times New Roman"/>
-          <w:color w:val="000000"/>
-          <w:sz w:val="24"/>
-          <w:highlight w:val="white"/>
-        </w:rPr>
-        <w:t>Йоан</w:t>
-      </w:r>
-      <w:r>
-        <w:rPr>
-          <w:rFonts w:ascii="Times New Roman" w:hAnsi="Times New Roman"/>
-          <w:color w:val="000000"/>
-          <w:sz w:val="24"/>
-          <w:highlight w:val="white"/>
-        </w:rPr>
-        <w:t xml:space="preserve"> сповняючи пророче служіння боязко укрився,* ангельські чини злякалися, бачивши, як ти у хвилях хрестився тілесно,* і всі в темряві сущі, озорилися оспівуючи Тебе, що явився і просвітив усе.</w:t>
+        <w:t>Твого приходу у плоті злякався Йордан* і зі страхом повернувся;* а Йоан сповняючи пророче служіння боязко укрився,* ангельські чини злякалися, бачивши, як ти у хвилях хрестився тілесно,* і всі в темряві сущі, озорилися оспівуючи Тебе, що явився і просвітив усе.</w:t>
       </w:r>
     </w:p>
     <w:p>
@@ -7158,14 +7122,14 @@
           <w:color w:val="FF0000"/>
           <w:sz w:val="24"/>
         </w:rPr>
-        <w:t>Тропар (г. 2):</w:t>
-      </w:r>
-      <w:r>
-        <w:rPr>
-          <w:rFonts w:ascii="Times New Roman" w:hAnsi="Times New Roman"/>
-          <w:sz w:val="24"/>
-        </w:rPr>
-        <w:t xml:space="preserve"> Коли зійшов Ти до смерти, Життя безсмертне, * тоді ад умертвив Ти блистінням божества. * Коли ж і умерлих із глибин підземних воскресив Ти, * всі сили небесні взивали: * Життєдавче, Христе Боже наш, слава Тобі.</w:t>
+        <w:t>Тропар (г. 7):</w:t>
+      </w:r>
+      <w:r>
+        <w:rPr>
+          <w:rFonts w:ascii="Times New Roman" w:hAnsi="Times New Roman"/>
+          <w:sz w:val="24"/>
+        </w:rPr>
+        <w:t xml:space="preserve"> Розрушив Ти хрестом твоїм смерть, * створив Ти розбійникові рай, * мироносицям плач перемінив єси, * і апостолам проповідати повелів єси, * що воскрес Ти, Христе Боже, * даючи світові велику милість.</w:t>
       </w:r>
     </w:p>
     <w:p>
@@ -9682,52 +9646,545 @@
           <w:color w:val="FF0000"/>
           <w:sz w:val="24"/>
         </w:rPr>
+        <w:t>Тропар (г. 7):</w:t>
+      </w:r>
+      <w:r>
+        <w:rPr>
+          <w:rFonts w:ascii="Times New Roman" w:hAnsi="Times New Roman"/>
+          <w:sz w:val="24"/>
+        </w:rPr>
+        <w:t xml:space="preserve"> Розрушив Ти хрестом твоїм смерть, * створив Ти розбійникові рай, * мироносицям плач перемінив єси, * і апостолам проповідати повелів єси, * що воскрес Ти, Христе Боже, * даючи світові велику милість.</w:t>
+      </w:r>
+    </w:p>
+    <w:p>
+      <w:pPr>
+        <w:spacing w:line="240" w:lineRule="auto"/>
+        <w:rPr>
+          <w:rFonts w:ascii="Times New Roman" w:hAnsi="Times New Roman"/>
+          <w:sz w:val="24"/>
+        </w:rPr>
+      </w:pPr>
+      <w:r>
+        <w:rPr>
+          <w:rFonts w:ascii="Times New Roman" w:hAnsi="Times New Roman"/>
+          <w:sz w:val="24"/>
+        </w:rPr>
+        <w:t>Слава Отцю, і Сину, і Святому Духові.</w:t>
+      </w:r>
+    </w:p>
+    <w:p>
+      <w:r>
+        <w:rPr>
+          <w:rFonts w:ascii="Times New Roman" w:hAnsi="Times New Roman"/>
+          <w:i/>
+          <w:color w:val="FF0000"/>
+          <w:sz w:val="24"/>
+          <w:highlight w:val="white"/>
+        </w:rPr>
         <w:t>Тропар (г. 2):</w:t>
       </w:r>
       <w:r>
         <w:rPr>
           <w:rFonts w:ascii="Times New Roman" w:hAnsi="Times New Roman"/>
-          <w:sz w:val="24"/>
-        </w:rPr>
-        <w:t xml:space="preserve"> Коли зійшов Ти до смерти, Життя безсмертне, * тоді ад умертвив Ти блистінням божества. * Коли ж і умерлих із глибин підземних воскресив Ти, * всі сили небесні взивали: * Життєдавче, Христе Боже наш, слава Тобі.</w:t>
-      </w:r>
-    </w:p>
-    <w:p>
-      <w:pPr>
-        <w:spacing w:line="240" w:lineRule="auto"/>
-        <w:rPr>
-          <w:rFonts w:ascii="Times New Roman" w:hAnsi="Times New Roman"/>
-          <w:sz w:val="24"/>
-        </w:rPr>
-      </w:pPr>
-      <w:r>
-        <w:rPr>
-          <w:rFonts w:ascii="Times New Roman" w:hAnsi="Times New Roman"/>
-          <w:sz w:val="24"/>
-        </w:rPr>
-        <w:t>Слава Отцю, і Сину, і Святому Духові.</w:t>
-      </w:r>
-    </w:p>
-    <w:p>
-      <w:r>
-        <w:rPr>
-          <w:rFonts w:ascii="Times New Roman" w:hAnsi="Times New Roman"/>
-          <w:i/>
           <w:color w:val="FF0000"/>
           <w:sz w:val="24"/>
           <w:highlight w:val="white"/>
         </w:rPr>
-        <w:t>Тропар (г. 2):</w:t>
-      </w:r>
-      <w:r>
-        <w:rPr>
-          <w:rFonts w:ascii="Times New Roman" w:hAnsi="Times New Roman"/>
-          <w:color w:val="FF0000"/>
+        <w:t xml:space="preserve"> </w:t>
+      </w:r>
+      <w:r>
+        <w:rPr>
+          <w:rFonts w:ascii="Times New Roman" w:hAnsi="Times New Roman"/>
+          <w:color w:val="000000"/>
           <w:sz w:val="24"/>
           <w:highlight w:val="white"/>
         </w:rPr>
+        <w:t>Пророче, предтече, пустинний жителю,* божественний почувши голос Отчий,* Сина і Господа хрестити сподобився ти* і Святого Духа очевидцем бувши,* всім проповідував хрещення покаяння* і нам випроси відпущення гріхів,* щоб за молитвами твоїми прийняли ми від Христа Бога велику милість.</w:t>
+      </w:r>
+    </w:p>
+    <w:p>
+      <w:pPr>
+        <w:spacing w:line="240" w:lineRule="auto"/>
+        <w:rPr>
+          <w:rFonts w:ascii="Times New Roman" w:hAnsi="Times New Roman"/>
+          <w:b/>
+          <w:sz w:val="24"/>
+        </w:rPr>
+      </w:pPr>
+      <w:r>
+        <w:rPr>
+          <w:rFonts w:ascii="Times New Roman" w:hAnsi="Times New Roman"/>
+          <w:sz w:val="24"/>
+        </w:rPr>
+        <w:t xml:space="preserve">І нині, і повсякчас, і на віки </w:t>
+      </w:r>
+      <w:r>
+        <w:rPr>
+          <w:rFonts w:ascii="Times New Roman" w:hAnsi="Times New Roman"/>
+          <w:sz w:val="24"/>
+        </w:rPr>
+        <w:t>віків.</w:t>
+      </w:r>
+      <w:r>
+        <w:rPr>
+          <w:rFonts w:ascii="Times New Roman" w:hAnsi="Times New Roman"/>
+          <w:sz w:val="24"/>
+        </w:rPr>
+        <w:t xml:space="preserve"> Амінь.</w:t>
+      </w:r>
+      <w:r>
+        <w:rPr>
+          <w:rFonts w:ascii="Times New Roman" w:hAnsi="Times New Roman"/>
+          <w:b/>
+          <w:sz w:val="24"/>
+        </w:rPr>
         <w:t xml:space="preserve"> </w:t>
       </w:r>
+    </w:p>
+    <w:p>
+      <w:pPr>
+        <w:spacing w:line="240" w:lineRule="auto"/>
+        <w:rPr>
+          <w:rFonts w:ascii="Times New Roman" w:hAnsi="Times New Roman"/>
+          <w:sz w:val="24"/>
+        </w:rPr>
+      </w:pPr>
+      <w:r>
+        <w:rPr>
+          <w:rFonts w:ascii="Times New Roman" w:hAnsi="Times New Roman"/>
+          <w:sz w:val="24"/>
+        </w:rPr>
+        <w:t xml:space="preserve">Ти, Милосердний, що задля нас народився з Діви,* витерпів розп'яття і смертю смерть подолав,* і, як Бог, </w:t>
+      </w:r>
+      <w:proofErr w:type="spellStart"/>
+      <w:r>
+        <w:rPr>
+          <w:rFonts w:ascii="Times New Roman" w:hAnsi="Times New Roman"/>
+          <w:sz w:val="24"/>
+        </w:rPr>
+        <w:t>появив</w:t>
+      </w:r>
+      <w:proofErr w:type="spellEnd"/>
+      <w:r>
+        <w:rPr>
+          <w:rFonts w:ascii="Times New Roman" w:hAnsi="Times New Roman"/>
+          <w:sz w:val="24"/>
+        </w:rPr>
+        <w:t xml:space="preserve"> воскресіння,* не погорди тими, що їх ти створив рукою своєю.* Покажи, Милостивий, своє чоловіколюбство,* прийми Богородицю, що тебе породила і молиться за нас,* і спаси, Спасе наш, людей зневірених.</w:t>
+      </w:r>
+    </w:p>
+    <w:p>
+      <w:pPr>
+        <w:spacing w:line="240" w:lineRule="auto"/>
+        <w:jc w:val="center"/>
+        <w:rPr>
+          <w:rFonts w:ascii="Times New Roman" w:hAnsi="Times New Roman"/>
+          <w:i/>
+          <w:color w:val="FF0000"/>
+          <w:sz w:val="24"/>
+        </w:rPr>
+      </w:pPr>
+      <w:r>
+        <w:rPr>
+          <w:rFonts w:ascii="Times New Roman" w:hAnsi="Times New Roman"/>
+          <w:i/>
+          <w:color w:val="FF0000"/>
+          <w:sz w:val="24"/>
+        </w:rPr>
+        <w:t>*****</w:t>
+      </w:r>
+    </w:p>
+    <w:p>
+      <w:pPr>
+        <w:spacing w:line="240" w:lineRule="auto"/>
+        <w:rPr>
+          <w:rFonts w:ascii="Times New Roman" w:hAnsi="Times New Roman"/>
+          <w:sz w:val="24"/>
+        </w:rPr>
+      </w:pPr>
+      <w:r>
+        <w:rPr>
+          <w:rFonts w:ascii="Times New Roman" w:hAnsi="Times New Roman"/>
+          <w:sz w:val="24"/>
+        </w:rPr>
+        <w:t xml:space="preserve">Не </w:t>
+      </w:r>
+      <w:proofErr w:type="spellStart"/>
+      <w:r>
+        <w:rPr>
+          <w:rFonts w:ascii="Times New Roman" w:hAnsi="Times New Roman"/>
+          <w:sz w:val="24"/>
+        </w:rPr>
+        <w:t>залиши</w:t>
+      </w:r>
+      <w:proofErr w:type="spellEnd"/>
+      <w:r>
+        <w:rPr>
+          <w:rFonts w:ascii="Times New Roman" w:hAnsi="Times New Roman"/>
+          <w:sz w:val="24"/>
+        </w:rPr>
+        <w:t xml:space="preserve"> нас до кінця, ради </w:t>
+      </w:r>
+      <w:proofErr w:type="spellStart"/>
+      <w:r>
+        <w:rPr>
+          <w:rFonts w:ascii="Times New Roman" w:hAnsi="Times New Roman"/>
+          <w:sz w:val="24"/>
+        </w:rPr>
+        <w:t>імени</w:t>
+      </w:r>
+      <w:proofErr w:type="spellEnd"/>
+      <w:r>
+        <w:rPr>
+          <w:rFonts w:ascii="Times New Roman" w:hAnsi="Times New Roman"/>
+          <w:sz w:val="24"/>
+        </w:rPr>
+        <w:t xml:space="preserve"> твого святого,* не зруйнуй заповіту твого* й не віддаляй милости твоєї від нас задля улюбленого тобою Авраама,* і задля </w:t>
+      </w:r>
+      <w:proofErr w:type="spellStart"/>
+      <w:r>
+        <w:rPr>
+          <w:rFonts w:ascii="Times New Roman" w:hAnsi="Times New Roman"/>
+          <w:sz w:val="24"/>
+        </w:rPr>
+        <w:t>Ісаака</w:t>
+      </w:r>
+      <w:proofErr w:type="spellEnd"/>
+      <w:r>
+        <w:rPr>
+          <w:rFonts w:ascii="Times New Roman" w:hAnsi="Times New Roman"/>
+          <w:sz w:val="24"/>
+        </w:rPr>
+        <w:t xml:space="preserve">, раба твого,* та </w:t>
+      </w:r>
+      <w:proofErr w:type="spellStart"/>
+      <w:r>
+        <w:rPr>
+          <w:rFonts w:ascii="Times New Roman" w:hAnsi="Times New Roman"/>
+          <w:sz w:val="24"/>
+        </w:rPr>
+        <w:t>Ізраїля</w:t>
+      </w:r>
+      <w:proofErr w:type="spellEnd"/>
+      <w:r>
+        <w:rPr>
+          <w:rFonts w:ascii="Times New Roman" w:hAnsi="Times New Roman"/>
+          <w:sz w:val="24"/>
+        </w:rPr>
+        <w:t xml:space="preserve"> святого твого. </w:t>
+      </w:r>
+      <w:r>
+        <w:rPr>
+          <w:rFonts w:ascii="Times New Roman" w:hAnsi="Times New Roman"/>
+          <w:i/>
+          <w:color w:val="FF0000"/>
+          <w:sz w:val="24"/>
+        </w:rPr>
+        <w:t>(Дан. 3:34-35)</w:t>
+      </w:r>
+    </w:p>
+    <w:p>
+      <w:pPr>
+        <w:spacing w:line="240" w:lineRule="auto"/>
+        <w:jc w:val="center"/>
+        <w:rPr>
+          <w:rFonts w:ascii="Times New Roman" w:hAnsi="Times New Roman"/>
+          <w:i/>
+          <w:color w:val="FF0000"/>
+          <w:sz w:val="24"/>
+        </w:rPr>
+      </w:pPr>
+      <w:r>
+        <w:rPr>
+          <w:rFonts w:ascii="Times New Roman" w:hAnsi="Times New Roman"/>
+          <w:i/>
+          <w:color w:val="FF0000"/>
+          <w:sz w:val="24"/>
+        </w:rPr>
+        <w:t>*****</w:t>
+      </w:r>
+    </w:p>
+    <w:p>
+      <w:pPr>
+        <w:spacing w:line="240" w:lineRule="auto"/>
+        <w:rPr>
+          <w:rFonts w:ascii="Times New Roman" w:hAnsi="Times New Roman"/>
+          <w:sz w:val="24"/>
+        </w:rPr>
+      </w:pPr>
+      <w:r>
+        <w:rPr>
+          <w:rFonts w:ascii="Times New Roman" w:hAnsi="Times New Roman"/>
+          <w:sz w:val="24"/>
+        </w:rPr>
+        <w:t xml:space="preserve">Святий Боже, святий Кріпкий, святий Безсмертний, помилуй нас </w:t>
+      </w:r>
+      <w:r>
+        <w:rPr>
+          <w:rFonts w:ascii="Times New Roman" w:hAnsi="Times New Roman"/>
+          <w:i/>
+          <w:color w:val="FF0000"/>
+          <w:sz w:val="24"/>
+        </w:rPr>
+        <w:t>(3 р.)</w:t>
+      </w:r>
+      <w:r>
+        <w:rPr>
+          <w:rFonts w:ascii="Times New Roman" w:hAnsi="Times New Roman"/>
+          <w:sz w:val="24"/>
+        </w:rPr>
+        <w:t>.</w:t>
+      </w:r>
+    </w:p>
+    <w:p>
+      <w:pPr>
+        <w:spacing w:line="240" w:lineRule="auto"/>
+        <w:rPr>
+          <w:rFonts w:ascii="Times New Roman" w:hAnsi="Times New Roman"/>
+          <w:sz w:val="24"/>
+        </w:rPr>
+      </w:pPr>
+      <w:r>
+        <w:rPr>
+          <w:rFonts w:ascii="Times New Roman" w:hAnsi="Times New Roman"/>
+          <w:sz w:val="24"/>
+        </w:rPr>
+        <w:t xml:space="preserve">Слава Отцю, і Сину, і Святому Духові,* і нині, і повсякчас, і на віки </w:t>
+      </w:r>
+      <w:r>
+        <w:rPr>
+          <w:rFonts w:ascii="Times New Roman" w:hAnsi="Times New Roman"/>
+          <w:sz w:val="24"/>
+        </w:rPr>
+        <w:t>віків.</w:t>
+      </w:r>
+      <w:r>
+        <w:rPr>
+          <w:rFonts w:ascii="Times New Roman" w:hAnsi="Times New Roman"/>
+          <w:sz w:val="24"/>
+        </w:rPr>
+        <w:t xml:space="preserve"> Амінь.</w:t>
+      </w:r>
+    </w:p>
+    <w:p>
+      <w:pPr>
+        <w:spacing w:line="240" w:lineRule="auto"/>
+        <w:rPr>
+          <w:rFonts w:ascii="Times New Roman" w:hAnsi="Times New Roman"/>
+          <w:sz w:val="24"/>
+        </w:rPr>
+      </w:pPr>
+      <w:r>
+        <w:rPr>
+          <w:rFonts w:ascii="Times New Roman" w:hAnsi="Times New Roman"/>
+          <w:sz w:val="24"/>
+        </w:rPr>
+        <w:t xml:space="preserve">Пресвята </w:t>
+      </w:r>
+      <w:proofErr w:type="spellStart"/>
+      <w:r>
+        <w:rPr>
+          <w:rFonts w:ascii="Times New Roman" w:hAnsi="Times New Roman"/>
+          <w:sz w:val="24"/>
+        </w:rPr>
+        <w:t>Тройце</w:t>
+      </w:r>
+      <w:proofErr w:type="spellEnd"/>
+      <w:r>
+        <w:rPr>
+          <w:rFonts w:ascii="Times New Roman" w:hAnsi="Times New Roman"/>
+          <w:sz w:val="24"/>
+        </w:rPr>
+        <w:t xml:space="preserve">, помилуй нас;* Господи, очисти гріхи наші;* Владико, прости беззаконня наші;* Святий, завітай і зціли </w:t>
+      </w:r>
+      <w:proofErr w:type="spellStart"/>
+      <w:r>
+        <w:rPr>
+          <w:rFonts w:ascii="Times New Roman" w:hAnsi="Times New Roman"/>
+          <w:sz w:val="24"/>
+        </w:rPr>
+        <w:t>немочі</w:t>
+      </w:r>
+      <w:proofErr w:type="spellEnd"/>
+      <w:r>
+        <w:rPr>
+          <w:rFonts w:ascii="Times New Roman" w:hAnsi="Times New Roman"/>
+          <w:sz w:val="24"/>
+        </w:rPr>
+        <w:t xml:space="preserve"> наші </w:t>
+      </w:r>
+      <w:proofErr w:type="spellStart"/>
+      <w:r>
+        <w:rPr>
+          <w:rFonts w:ascii="Times New Roman" w:hAnsi="Times New Roman"/>
+          <w:sz w:val="24"/>
+        </w:rPr>
+        <w:t>імени</w:t>
+      </w:r>
+      <w:proofErr w:type="spellEnd"/>
+      <w:r>
+        <w:rPr>
+          <w:rFonts w:ascii="Times New Roman" w:hAnsi="Times New Roman"/>
+          <w:sz w:val="24"/>
+        </w:rPr>
+        <w:t xml:space="preserve"> твого ради.</w:t>
+      </w:r>
+    </w:p>
+    <w:p>
+      <w:pPr>
+        <w:spacing w:line="240" w:lineRule="auto"/>
+        <w:rPr>
+          <w:rFonts w:ascii="Times New Roman" w:hAnsi="Times New Roman"/>
+          <w:sz w:val="24"/>
+        </w:rPr>
+      </w:pPr>
+      <w:r>
+        <w:rPr>
+          <w:rFonts w:ascii="Times New Roman" w:hAnsi="Times New Roman"/>
+          <w:sz w:val="24"/>
+        </w:rPr>
+        <w:t xml:space="preserve">Господи, помилуй </w:t>
+      </w:r>
+      <w:r>
+        <w:rPr>
+          <w:rFonts w:ascii="Times New Roman" w:hAnsi="Times New Roman"/>
+          <w:i/>
+          <w:color w:val="FF0000"/>
+          <w:sz w:val="24"/>
+        </w:rPr>
+        <w:t>(3 р.)</w:t>
+      </w:r>
+      <w:r>
+        <w:rPr>
+          <w:rFonts w:ascii="Times New Roman" w:hAnsi="Times New Roman"/>
+          <w:sz w:val="24"/>
+        </w:rPr>
+        <w:t>.</w:t>
+      </w:r>
+    </w:p>
+    <w:p>
+      <w:pPr>
+        <w:spacing w:line="240" w:lineRule="auto"/>
+        <w:rPr>
+          <w:rFonts w:ascii="Times New Roman" w:hAnsi="Times New Roman"/>
+          <w:sz w:val="24"/>
+        </w:rPr>
+      </w:pPr>
+      <w:r>
+        <w:rPr>
+          <w:rFonts w:ascii="Times New Roman" w:hAnsi="Times New Roman"/>
+          <w:sz w:val="24"/>
+        </w:rPr>
+        <w:t xml:space="preserve">Слава Отцю, і Сину, і Святому Духові,* і нині, і повсякчас, і на віки </w:t>
+      </w:r>
+      <w:r>
+        <w:rPr>
+          <w:rFonts w:ascii="Times New Roman" w:hAnsi="Times New Roman"/>
+          <w:sz w:val="24"/>
+        </w:rPr>
+        <w:t>віків.</w:t>
+      </w:r>
+      <w:r>
+        <w:rPr>
+          <w:rFonts w:ascii="Times New Roman" w:hAnsi="Times New Roman"/>
+          <w:sz w:val="24"/>
+        </w:rPr>
+        <w:t xml:space="preserve"> Амінь.</w:t>
+      </w:r>
+    </w:p>
+    <w:p>
+      <w:pPr>
+        <w:spacing w:line="240" w:lineRule="auto"/>
+        <w:rPr>
+          <w:rFonts w:ascii="Times New Roman" w:hAnsi="Times New Roman"/>
+          <w:sz w:val="24"/>
+        </w:rPr>
+      </w:pPr>
+      <w:r>
+        <w:rPr>
+          <w:rFonts w:ascii="Times New Roman" w:hAnsi="Times New Roman"/>
+          <w:sz w:val="24"/>
+        </w:rPr>
+        <w:t>Отче наш, що єси на небесах,* нехай святиться ім’я твоє,* нехай прийде царство твоє,* нехай буде воля твоя, як на небі, так і на землі.* Хліб наш насущний дай нам сьогодні,* і прости нам провини наші,* як і ми прощаємо винуватцям нашим,* і не введи нас у спокусу,* але визволи нас від лукавого.</w:t>
+      </w:r>
+    </w:p>
+    <w:p>
+      <w:pPr>
+        <w:spacing w:line="240" w:lineRule="auto"/>
+        <w:rPr>
+          <w:rFonts w:ascii="Times New Roman" w:hAnsi="Times New Roman"/>
+          <w:sz w:val="24"/>
+        </w:rPr>
+      </w:pPr>
+      <w:r>
+        <w:rPr>
+          <w:rFonts w:ascii="Times New Roman" w:hAnsi="Times New Roman"/>
+          <w:i/>
+          <w:color w:val="FF0000"/>
+          <w:sz w:val="24"/>
+        </w:rPr>
+        <w:t xml:space="preserve">Священик: </w:t>
+      </w:r>
+      <w:r>
+        <w:rPr>
+          <w:rFonts w:ascii="Times New Roman" w:hAnsi="Times New Roman"/>
+          <w:sz w:val="24"/>
+        </w:rPr>
+        <w:t xml:space="preserve">Бо твоє є царство, і сила, і слава, Отця, і Сина, і Святого Духа, нині і повсякчас, і на віки </w:t>
+      </w:r>
+      <w:r>
+        <w:rPr>
+          <w:rFonts w:ascii="Times New Roman" w:hAnsi="Times New Roman"/>
+          <w:sz w:val="24"/>
+        </w:rPr>
+        <w:t>віків.</w:t>
+      </w:r>
+    </w:p>
+    <w:p>
+      <w:pPr>
+        <w:spacing w:line="240" w:lineRule="auto"/>
+        <w:rPr>
+          <w:rFonts w:ascii="Times New Roman" w:hAnsi="Times New Roman"/>
+          <w:sz w:val="24"/>
+        </w:rPr>
+      </w:pPr>
+      <w:r>
+        <w:rPr>
+          <w:rFonts w:ascii="Times New Roman" w:hAnsi="Times New Roman"/>
+          <w:i/>
+          <w:color w:val="FF0000"/>
+          <w:sz w:val="24"/>
+        </w:rPr>
+        <w:t xml:space="preserve">Вірні: </w:t>
+      </w:r>
+      <w:r>
+        <w:rPr>
+          <w:rFonts w:ascii="Times New Roman" w:hAnsi="Times New Roman"/>
+          <w:sz w:val="24"/>
+        </w:rPr>
+        <w:t>Амінь.</w:t>
+      </w:r>
+    </w:p>
+    <w:p>
+      <w:r>
+        <w:rPr>
+          <w:rFonts w:ascii="Times New Roman" w:hAnsi="Times New Roman"/>
+          <w:i/>
+          <w:color w:val="FF0000"/>
+          <w:sz w:val="24"/>
+          <w:highlight w:val="white"/>
+        </w:rPr>
+        <w:t>Кондак (г. 6):</w:t>
+      </w:r>
+      <w:r>
+        <w:rPr>
+          <w:rFonts w:ascii="Times New Roman" w:hAnsi="Times New Roman"/>
+          <w:color w:val="FF0000"/>
+          <w:sz w:val="24"/>
+          <w:highlight w:val="white"/>
+        </w:rPr>
+        <w:t xml:space="preserve"> </w:t>
+      </w:r>
       <w:r>
         <w:rPr>
           <w:rFonts w:ascii="Times New Roman" w:hAnsi="Times New Roman"/>
@@ -9735,536 +10192,7 @@
           <w:sz w:val="24"/>
           <w:highlight w:val="white"/>
         </w:rPr>
-        <w:t xml:space="preserve">Пророче, </w:t>
-      </w:r>
-      <w:r>
-        <w:rPr>
-          <w:rFonts w:ascii="Times New Roman" w:hAnsi="Times New Roman"/>
-          <w:color w:val="000000"/>
-          <w:sz w:val="24"/>
-          <w:highlight w:val="white"/>
-        </w:rPr>
-        <w:t>предтече</w:t>
-      </w:r>
-      <w:r>
-        <w:rPr>
-          <w:rFonts w:ascii="Times New Roman" w:hAnsi="Times New Roman"/>
-          <w:color w:val="000000"/>
-          <w:sz w:val="24"/>
-          <w:highlight w:val="white"/>
-        </w:rPr>
-        <w:t>, пустинний жителю,* божественний почувши голос Отчий,* Сина і Господа хрестити сподобився ти* і Святого Духа очевидцем бувши,* всім проповідував хрещення покаяння* і нам випроси відпущення гріхів,* щоб за молитвами твоїми прийняли ми від Христа Бога велику милість.</w:t>
-      </w:r>
-    </w:p>
-    <w:p>
-      <w:pPr>
-        <w:spacing w:line="240" w:lineRule="auto"/>
-        <w:rPr>
-          <w:rFonts w:ascii="Times New Roman" w:hAnsi="Times New Roman"/>
-          <w:b/>
-          <w:sz w:val="24"/>
-        </w:rPr>
-      </w:pPr>
-      <w:r>
-        <w:rPr>
-          <w:rFonts w:ascii="Times New Roman" w:hAnsi="Times New Roman"/>
-          <w:sz w:val="24"/>
-        </w:rPr>
-        <w:t xml:space="preserve">І нині, і повсякчас, і на віки </w:t>
-      </w:r>
-      <w:r>
-        <w:rPr>
-          <w:rFonts w:ascii="Times New Roman" w:hAnsi="Times New Roman"/>
-          <w:sz w:val="24"/>
-        </w:rPr>
-        <w:t>віків.</w:t>
-      </w:r>
-      <w:r>
-        <w:rPr>
-          <w:rFonts w:ascii="Times New Roman" w:hAnsi="Times New Roman"/>
-          <w:sz w:val="24"/>
-        </w:rPr>
-        <w:t xml:space="preserve"> Амінь.</w:t>
-      </w:r>
-      <w:r>
-        <w:rPr>
-          <w:rFonts w:ascii="Times New Roman" w:hAnsi="Times New Roman"/>
-          <w:b/>
-          <w:sz w:val="24"/>
-        </w:rPr>
-        <w:t xml:space="preserve"> </w:t>
-      </w:r>
-    </w:p>
-    <w:p>
-      <w:pPr>
-        <w:spacing w:line="240" w:lineRule="auto"/>
-        <w:rPr>
-          <w:rFonts w:ascii="Times New Roman" w:hAnsi="Times New Roman"/>
-          <w:sz w:val="24"/>
-        </w:rPr>
-      </w:pPr>
-      <w:r>
-        <w:rPr>
-          <w:rFonts w:ascii="Times New Roman" w:hAnsi="Times New Roman"/>
-          <w:sz w:val="24"/>
-        </w:rPr>
-        <w:t xml:space="preserve">Ти, Милосердний, що задля нас народився з Діви,* витерпів розп'яття і смертю смерть подолав,* і, як Бог, </w:t>
-      </w:r>
-      <w:proofErr w:type="spellStart"/>
-      <w:r>
-        <w:rPr>
-          <w:rFonts w:ascii="Times New Roman" w:hAnsi="Times New Roman"/>
-          <w:sz w:val="24"/>
-        </w:rPr>
-        <w:t>появив</w:t>
-      </w:r>
-      <w:proofErr w:type="spellEnd"/>
-      <w:r>
-        <w:rPr>
-          <w:rFonts w:ascii="Times New Roman" w:hAnsi="Times New Roman"/>
-          <w:sz w:val="24"/>
-        </w:rPr>
-        <w:t xml:space="preserve"> воскресіння,* не погорди тими, що їх ти створив рукою своєю.* Покажи, Милостивий, своє чоловіколюбство,* прийми Богородицю, що тебе породила і молиться за нас,* і спаси, Спасе наш, людей зневірених.</w:t>
-      </w:r>
-    </w:p>
-    <w:p>
-      <w:pPr>
-        <w:spacing w:line="240" w:lineRule="auto"/>
-        <w:jc w:val="center"/>
-        <w:rPr>
-          <w:rFonts w:ascii="Times New Roman" w:hAnsi="Times New Roman"/>
-          <w:i/>
-          <w:color w:val="FF0000"/>
-          <w:sz w:val="24"/>
-        </w:rPr>
-      </w:pPr>
-      <w:r>
-        <w:rPr>
-          <w:rFonts w:ascii="Times New Roman" w:hAnsi="Times New Roman"/>
-          <w:i/>
-          <w:color w:val="FF0000"/>
-          <w:sz w:val="24"/>
-        </w:rPr>
-        <w:t>*****</w:t>
-      </w:r>
-    </w:p>
-    <w:p>
-      <w:pPr>
-        <w:spacing w:line="240" w:lineRule="auto"/>
-        <w:rPr>
-          <w:rFonts w:ascii="Times New Roman" w:hAnsi="Times New Roman"/>
-          <w:sz w:val="24"/>
-        </w:rPr>
-      </w:pPr>
-      <w:r>
-        <w:rPr>
-          <w:rFonts w:ascii="Times New Roman" w:hAnsi="Times New Roman"/>
-          <w:sz w:val="24"/>
-        </w:rPr>
-        <w:t xml:space="preserve">Не </w:t>
-      </w:r>
-      <w:proofErr w:type="spellStart"/>
-      <w:r>
-        <w:rPr>
-          <w:rFonts w:ascii="Times New Roman" w:hAnsi="Times New Roman"/>
-          <w:sz w:val="24"/>
-        </w:rPr>
-        <w:t>залиши</w:t>
-      </w:r>
-      <w:proofErr w:type="spellEnd"/>
-      <w:r>
-        <w:rPr>
-          <w:rFonts w:ascii="Times New Roman" w:hAnsi="Times New Roman"/>
-          <w:sz w:val="24"/>
-        </w:rPr>
-        <w:t xml:space="preserve"> нас до кінця, ради </w:t>
-      </w:r>
-      <w:proofErr w:type="spellStart"/>
-      <w:r>
-        <w:rPr>
-          <w:rFonts w:ascii="Times New Roman" w:hAnsi="Times New Roman"/>
-          <w:sz w:val="24"/>
-        </w:rPr>
-        <w:t>імени</w:t>
-      </w:r>
-      <w:proofErr w:type="spellEnd"/>
-      <w:r>
-        <w:rPr>
-          <w:rFonts w:ascii="Times New Roman" w:hAnsi="Times New Roman"/>
-          <w:sz w:val="24"/>
-        </w:rPr>
-        <w:t xml:space="preserve"> твого святого,* не зруйнуй заповіту твого* й не віддаляй милости твоєї від нас задля улюбленого тобою Авраама,* і задля </w:t>
-      </w:r>
-      <w:proofErr w:type="spellStart"/>
-      <w:r>
-        <w:rPr>
-          <w:rFonts w:ascii="Times New Roman" w:hAnsi="Times New Roman"/>
-          <w:sz w:val="24"/>
-        </w:rPr>
-        <w:t>Ісаака</w:t>
-      </w:r>
-      <w:proofErr w:type="spellEnd"/>
-      <w:r>
-        <w:rPr>
-          <w:rFonts w:ascii="Times New Roman" w:hAnsi="Times New Roman"/>
-          <w:sz w:val="24"/>
-        </w:rPr>
-        <w:t xml:space="preserve">, раба твого,* та </w:t>
-      </w:r>
-      <w:proofErr w:type="spellStart"/>
-      <w:r>
-        <w:rPr>
-          <w:rFonts w:ascii="Times New Roman" w:hAnsi="Times New Roman"/>
-          <w:sz w:val="24"/>
-        </w:rPr>
-        <w:t>Ізраїля</w:t>
-      </w:r>
-      <w:proofErr w:type="spellEnd"/>
-      <w:r>
-        <w:rPr>
-          <w:rFonts w:ascii="Times New Roman" w:hAnsi="Times New Roman"/>
-          <w:sz w:val="24"/>
-        </w:rPr>
-        <w:t xml:space="preserve"> святого твого. </w:t>
-      </w:r>
-      <w:r>
-        <w:rPr>
-          <w:rFonts w:ascii="Times New Roman" w:hAnsi="Times New Roman"/>
-          <w:i/>
-          <w:color w:val="FF0000"/>
-          <w:sz w:val="24"/>
-        </w:rPr>
-        <w:t>(Дан. 3:34-35)</w:t>
-      </w:r>
-    </w:p>
-    <w:p>
-      <w:pPr>
-        <w:spacing w:line="240" w:lineRule="auto"/>
-        <w:jc w:val="center"/>
-        <w:rPr>
-          <w:rFonts w:ascii="Times New Roman" w:hAnsi="Times New Roman"/>
-          <w:i/>
-          <w:color w:val="FF0000"/>
-          <w:sz w:val="24"/>
-        </w:rPr>
-      </w:pPr>
-      <w:r>
-        <w:rPr>
-          <w:rFonts w:ascii="Times New Roman" w:hAnsi="Times New Roman"/>
-          <w:i/>
-          <w:color w:val="FF0000"/>
-          <w:sz w:val="24"/>
-        </w:rPr>
-        <w:t>*****</w:t>
-      </w:r>
-    </w:p>
-    <w:p>
-      <w:pPr>
-        <w:spacing w:line="240" w:lineRule="auto"/>
-        <w:rPr>
-          <w:rFonts w:ascii="Times New Roman" w:hAnsi="Times New Roman"/>
-          <w:sz w:val="24"/>
-        </w:rPr>
-      </w:pPr>
-      <w:r>
-        <w:rPr>
-          <w:rFonts w:ascii="Times New Roman" w:hAnsi="Times New Roman"/>
-          <w:sz w:val="24"/>
-        </w:rPr>
-        <w:t xml:space="preserve">Святий Боже, святий Кріпкий, святий Безсмертний, помилуй нас </w:t>
-      </w:r>
-      <w:r>
-        <w:rPr>
-          <w:rFonts w:ascii="Times New Roman" w:hAnsi="Times New Roman"/>
-          <w:i/>
-          <w:color w:val="FF0000"/>
-          <w:sz w:val="24"/>
-        </w:rPr>
-        <w:t>(3 р.)</w:t>
-      </w:r>
-      <w:r>
-        <w:rPr>
-          <w:rFonts w:ascii="Times New Roman" w:hAnsi="Times New Roman"/>
-          <w:sz w:val="24"/>
-        </w:rPr>
-        <w:t>.</w:t>
-      </w:r>
-    </w:p>
-    <w:p>
-      <w:pPr>
-        <w:spacing w:line="240" w:lineRule="auto"/>
-        <w:rPr>
-          <w:rFonts w:ascii="Times New Roman" w:hAnsi="Times New Roman"/>
-          <w:sz w:val="24"/>
-        </w:rPr>
-      </w:pPr>
-      <w:r>
-        <w:rPr>
-          <w:rFonts w:ascii="Times New Roman" w:hAnsi="Times New Roman"/>
-          <w:sz w:val="24"/>
-        </w:rPr>
-        <w:t xml:space="preserve">Слава Отцю, і Сину, і Святому Духові,* і нині, і повсякчас, і на віки </w:t>
-      </w:r>
-      <w:r>
-        <w:rPr>
-          <w:rFonts w:ascii="Times New Roman" w:hAnsi="Times New Roman"/>
-          <w:sz w:val="24"/>
-        </w:rPr>
-        <w:t>віків.</w:t>
-      </w:r>
-      <w:r>
-        <w:rPr>
-          <w:rFonts w:ascii="Times New Roman" w:hAnsi="Times New Roman"/>
-          <w:sz w:val="24"/>
-        </w:rPr>
-        <w:t xml:space="preserve"> Амінь.</w:t>
-      </w:r>
-    </w:p>
-    <w:p>
-      <w:pPr>
-        <w:spacing w:line="240" w:lineRule="auto"/>
-        <w:rPr>
-          <w:rFonts w:ascii="Times New Roman" w:hAnsi="Times New Roman"/>
-          <w:sz w:val="24"/>
-        </w:rPr>
-      </w:pPr>
-      <w:r>
-        <w:rPr>
-          <w:rFonts w:ascii="Times New Roman" w:hAnsi="Times New Roman"/>
-          <w:sz w:val="24"/>
-        </w:rPr>
-        <w:t xml:space="preserve">Пресвята </w:t>
-      </w:r>
-      <w:proofErr w:type="spellStart"/>
-      <w:r>
-        <w:rPr>
-          <w:rFonts w:ascii="Times New Roman" w:hAnsi="Times New Roman"/>
-          <w:sz w:val="24"/>
-        </w:rPr>
-        <w:t>Тройце</w:t>
-      </w:r>
-      <w:proofErr w:type="spellEnd"/>
-      <w:r>
-        <w:rPr>
-          <w:rFonts w:ascii="Times New Roman" w:hAnsi="Times New Roman"/>
-          <w:sz w:val="24"/>
-        </w:rPr>
-        <w:t xml:space="preserve">, помилуй нас;* Господи, очисти гріхи наші;* Владико, прости беззаконня наші;* Святий, завітай і зціли </w:t>
-      </w:r>
-      <w:proofErr w:type="spellStart"/>
-      <w:r>
-        <w:rPr>
-          <w:rFonts w:ascii="Times New Roman" w:hAnsi="Times New Roman"/>
-          <w:sz w:val="24"/>
-        </w:rPr>
-        <w:t>немочі</w:t>
-      </w:r>
-      <w:proofErr w:type="spellEnd"/>
-      <w:r>
-        <w:rPr>
-          <w:rFonts w:ascii="Times New Roman" w:hAnsi="Times New Roman"/>
-          <w:sz w:val="24"/>
-        </w:rPr>
-        <w:t xml:space="preserve"> наші </w:t>
-      </w:r>
-      <w:proofErr w:type="spellStart"/>
-      <w:r>
-        <w:rPr>
-          <w:rFonts w:ascii="Times New Roman" w:hAnsi="Times New Roman"/>
-          <w:sz w:val="24"/>
-        </w:rPr>
-        <w:t>імени</w:t>
-      </w:r>
-      <w:proofErr w:type="spellEnd"/>
-      <w:r>
-        <w:rPr>
-          <w:rFonts w:ascii="Times New Roman" w:hAnsi="Times New Roman"/>
-          <w:sz w:val="24"/>
-        </w:rPr>
-        <w:t xml:space="preserve"> твого ради.</w:t>
-      </w:r>
-    </w:p>
-    <w:p>
-      <w:pPr>
-        <w:spacing w:line="240" w:lineRule="auto"/>
-        <w:rPr>
-          <w:rFonts w:ascii="Times New Roman" w:hAnsi="Times New Roman"/>
-          <w:sz w:val="24"/>
-        </w:rPr>
-      </w:pPr>
-      <w:r>
-        <w:rPr>
-          <w:rFonts w:ascii="Times New Roman" w:hAnsi="Times New Roman"/>
-          <w:sz w:val="24"/>
-        </w:rPr>
-        <w:t xml:space="preserve">Господи, помилуй </w:t>
-      </w:r>
-      <w:r>
-        <w:rPr>
-          <w:rFonts w:ascii="Times New Roman" w:hAnsi="Times New Roman"/>
-          <w:i/>
-          <w:color w:val="FF0000"/>
-          <w:sz w:val="24"/>
-        </w:rPr>
-        <w:t>(3 р.)</w:t>
-      </w:r>
-      <w:r>
-        <w:rPr>
-          <w:rFonts w:ascii="Times New Roman" w:hAnsi="Times New Roman"/>
-          <w:sz w:val="24"/>
-        </w:rPr>
-        <w:t>.</w:t>
-      </w:r>
-    </w:p>
-    <w:p>
-      <w:pPr>
-        <w:spacing w:line="240" w:lineRule="auto"/>
-        <w:rPr>
-          <w:rFonts w:ascii="Times New Roman" w:hAnsi="Times New Roman"/>
-          <w:sz w:val="24"/>
-        </w:rPr>
-      </w:pPr>
-      <w:r>
-        <w:rPr>
-          <w:rFonts w:ascii="Times New Roman" w:hAnsi="Times New Roman"/>
-          <w:sz w:val="24"/>
-        </w:rPr>
-        <w:t xml:space="preserve">Слава Отцю, і Сину, і Святому Духові,* і нині, і повсякчас, і на віки </w:t>
-      </w:r>
-      <w:r>
-        <w:rPr>
-          <w:rFonts w:ascii="Times New Roman" w:hAnsi="Times New Roman"/>
-          <w:sz w:val="24"/>
-        </w:rPr>
-        <w:t>віків.</w:t>
-      </w:r>
-      <w:r>
-        <w:rPr>
-          <w:rFonts w:ascii="Times New Roman" w:hAnsi="Times New Roman"/>
-          <w:sz w:val="24"/>
-        </w:rPr>
-        <w:t xml:space="preserve"> Амінь.</w:t>
-      </w:r>
-    </w:p>
-    <w:p>
-      <w:pPr>
-        <w:spacing w:line="240" w:lineRule="auto"/>
-        <w:rPr>
-          <w:rFonts w:ascii="Times New Roman" w:hAnsi="Times New Roman"/>
-          <w:sz w:val="24"/>
-        </w:rPr>
-      </w:pPr>
-      <w:r>
-        <w:rPr>
-          <w:rFonts w:ascii="Times New Roman" w:hAnsi="Times New Roman"/>
-          <w:sz w:val="24"/>
-        </w:rPr>
-        <w:t>Отче наш, що єси на небесах,* нехай святиться ім’я твоє,* нехай прийде царство твоє,* нехай буде воля твоя, як на небі, так і на землі.* Хліб наш насущний дай нам сьогодні,* і прости нам провини наші,* як і ми прощаємо винуватцям нашим,* і не введи нас у спокусу,* але визволи нас від лукавого.</w:t>
-      </w:r>
-    </w:p>
-    <w:p>
-      <w:pPr>
-        <w:spacing w:line="240" w:lineRule="auto"/>
-        <w:rPr>
-          <w:rFonts w:ascii="Times New Roman" w:hAnsi="Times New Roman"/>
-          <w:sz w:val="24"/>
-        </w:rPr>
-      </w:pPr>
-      <w:r>
-        <w:rPr>
-          <w:rFonts w:ascii="Times New Roman" w:hAnsi="Times New Roman"/>
-          <w:i/>
-          <w:color w:val="FF0000"/>
-          <w:sz w:val="24"/>
-        </w:rPr>
-        <w:t xml:space="preserve">Священик: </w:t>
-      </w:r>
-      <w:r>
-        <w:rPr>
-          <w:rFonts w:ascii="Times New Roman" w:hAnsi="Times New Roman"/>
-          <w:sz w:val="24"/>
-        </w:rPr>
-        <w:t xml:space="preserve">Бо твоє є царство, і сила, і слава, Отця, і Сина, і Святого Духа, нині і повсякчас, і на віки </w:t>
-      </w:r>
-      <w:r>
-        <w:rPr>
-          <w:rFonts w:ascii="Times New Roman" w:hAnsi="Times New Roman"/>
-          <w:sz w:val="24"/>
-        </w:rPr>
-        <w:t>віків.</w:t>
-      </w:r>
-    </w:p>
-    <w:p>
-      <w:pPr>
-        <w:spacing w:line="240" w:lineRule="auto"/>
-        <w:rPr>
-          <w:rFonts w:ascii="Times New Roman" w:hAnsi="Times New Roman"/>
-          <w:sz w:val="24"/>
-        </w:rPr>
-      </w:pPr>
-      <w:r>
-        <w:rPr>
-          <w:rFonts w:ascii="Times New Roman" w:hAnsi="Times New Roman"/>
-          <w:i/>
-          <w:color w:val="FF0000"/>
-          <w:sz w:val="24"/>
-        </w:rPr>
-        <w:t xml:space="preserve">Вірні: </w:t>
-      </w:r>
-      <w:r>
-        <w:rPr>
-          <w:rFonts w:ascii="Times New Roman" w:hAnsi="Times New Roman"/>
-          <w:sz w:val="24"/>
-        </w:rPr>
-        <w:t>Амінь.</w:t>
-      </w:r>
-    </w:p>
-    <w:p>
-      <w:r>
-        <w:rPr>
-          <w:rFonts w:ascii="Times New Roman" w:hAnsi="Times New Roman"/>
-          <w:i/>
-          <w:color w:val="FF0000"/>
-          <w:sz w:val="24"/>
-          <w:highlight w:val="white"/>
-        </w:rPr>
-        <w:t>Кондак (г. 6):</w:t>
-      </w:r>
-      <w:r>
-        <w:rPr>
-          <w:rFonts w:ascii="Times New Roman" w:hAnsi="Times New Roman"/>
-          <w:color w:val="FF0000"/>
-          <w:sz w:val="24"/>
-          <w:highlight w:val="white"/>
-        </w:rPr>
-        <w:t xml:space="preserve"> </w:t>
-      </w:r>
-      <w:r>
-        <w:rPr>
-          <w:rFonts w:ascii="Times New Roman" w:hAnsi="Times New Roman"/>
-          <w:color w:val="000000"/>
-          <w:sz w:val="24"/>
-          <w:highlight w:val="white"/>
-        </w:rPr>
-        <w:t xml:space="preserve">Твого приходу у плоті злякався Йордан* і зі страхом повернувся;* а </w:t>
-      </w:r>
-      <w:r>
-        <w:rPr>
-          <w:rFonts w:ascii="Times New Roman" w:hAnsi="Times New Roman"/>
-          <w:color w:val="000000"/>
-          <w:sz w:val="24"/>
-          <w:highlight w:val="white"/>
-        </w:rPr>
-        <w:t>Йоан</w:t>
-      </w:r>
-      <w:r>
-        <w:rPr>
-          <w:rFonts w:ascii="Times New Roman" w:hAnsi="Times New Roman"/>
-          <w:color w:val="000000"/>
-          <w:sz w:val="24"/>
-          <w:highlight w:val="white"/>
-        </w:rPr>
-        <w:t xml:space="preserve"> сповняючи пророче служіння боязко укрився,* ангельські чини злякалися, бачивши, як ти у хвилях хрестився тілесно,* і всі в темряві сущі, озорилися оспівуючи Тебе, що явився і просвітив усе.</w:t>
+        <w:t>Твого приходу у плоті злякався Йордан* і зі страхом повернувся;* а Йоан сповняючи пророче служіння боязко укрився,* ангельські чини злякалися, бачивши, як ти у хвилях хрестився тілесно,* і всі в темряві сущі, озорилися оспівуючи Тебе, що явився і просвітив усе.</w:t>
       </w:r>
     </w:p>
     <w:p>
